--- a/data/revised_2026-10_full/tracked/v2/Physics/SS4.1_Greenhouse_Effect_and_Climate_Change/Physics_Greenhouse_Effect_and_Climate_Change_FinalExplanation_TeacherKey_TRACKED.docx
+++ b/data/revised_2026-10_full/tracked/v2/Physics/SS4.1_Greenhouse_Effect_and_Climate_Change/Physics_Greenhouse_Effect_and_Climate_Change_FinalExplanation_TeacherKey_TRACKED.docx
@@ -329,7 +329,7 @@
               </w:rPr>
               <w:t xml:space="preserve">Look back at the anchoring phenomenon from Lesson 1 and the data you met later in the unit. (a) Describe two pieces of evidence, with numbers, showing that the Lewis Glacier on Mount Kenya has changed. (b) Describe what James Muriithi, the maize farmer in Embu County, reported about the long rains and his harvests. (c) Explain why it is puzzling that a glacier on a mountain and the rains on a farm </w:t>
             </w:r>
-            <w:del w:id="9001" w:author="Claude (AI) - proposed" w:date="2026-10-15T08:04:55Z">
+            <w:del w:id="9001" w:author="Claude (AI) - proposed" w:date="2026-10-18T00:32:40Z">
               <w:r>
                 <w:rPr>
                   <w:rFonts w:ascii="Arial" w:cs="Arial" w:eastAsia="Arial" w:hAnsi="Arial"/>
@@ -344,7 +344,7 @@
                 <w:delText xml:space="preserve">hundreds of</w:delText>
               </w:r>
             </w:del>
-            <w:ins w:id="9002" w:author="Claude (AI) - proposed" w:date="2026-10-15T08:04:55Z">
+            <w:ins w:id="9002" w:author="Claude (AI) - proposed" w:date="2026-10-18T00:32:40Z">
               <w:r>
                 <w:rPr>
                   <w:rFonts w:ascii="Arial" w:cs="Arial" w:eastAsia="Arial" w:hAnsi="Arial"/>
@@ -405,7 +405,7 @@
               </w:rPr>
               <w:t xml:space="preserve">(a) First, the data strip shows the glacier's area shrinking from about 1.35 km² in 1934 to less than 0.20 km² in 2023. Second, </w:t>
             </w:r>
-            <w:del w:id="9003" w:author="Claude (AI) - proposed" w:date="2026-10-15T08:04:55Z">
+            <w:del w:id="9003" w:author="Claude (AI) - proposed" w:date="2026-10-18T00:32:40Z">
               <w:r>
                 <w:rPr>
                   <w:rFonts w:ascii="Arial" w:cs="Arial" w:eastAsia="Arial" w:hAnsi="Arial"/>
@@ -420,7 +420,7 @@
                 <w:delText xml:space="preserve">the Lewis Glacier has lost over 90</w:delText>
               </w:r>
             </w:del>
-            <w:ins w:id="9004" w:author="Claude (AI) - proposed" w:date="2026-10-15T08:04:55Z">
+            <w:ins w:id="9004" w:author="Claude (AI) - proposed" w:date="2026-10-18T00:32:40Z">
               <w:r>
                 <w:rPr>
                   <w:rFonts w:ascii="Arial" w:cs="Arial" w:eastAsia="Arial" w:hAnsi="Arial"/>
@@ -448,7 +448,7 @@
               </w:rPr>
               <w:t xml:space="preserve">% of its </w:t>
             </w:r>
-            <w:del w:id="9005" w:author="Claude (AI) - proposed" w:date="2026-10-15T08:04:55Z">
+            <w:del w:id="9005" w:author="Claude (AI) - proposed" w:date="2026-10-18T00:32:40Z">
               <w:r>
                 <w:rPr>
                   <w:rFonts w:ascii="Arial" w:cs="Arial" w:eastAsia="Arial" w:hAnsi="Arial"/>
@@ -463,7 +463,7 @@
                 <w:delText xml:space="preserve">mass since 1900</w:delText>
               </w:r>
             </w:del>
-            <w:ins w:id="9006" w:author="Claude (AI) - proposed" w:date="2026-10-15T08:04:55Z">
+            <w:ins w:id="9006" w:author="Claude (AI) - proposed" w:date="2026-10-18T00:32:40Z">
               <w:r>
                 <w:rPr>
                   <w:rFonts w:ascii="Arial" w:cs="Arial" w:eastAsia="Arial" w:hAnsi="Arial"/>
@@ -848,7 +848,7 @@
               </w:rPr>
               <w:t xml:space="preserve">Use the physics you have learned to explain why the long rains in Embu County have become unpredictable. In your answer, (a) </w:t>
             </w:r>
-            <w:del w:id="9007" w:author="Claude (AI) - proposed" w:date="2026-10-15T08:04:55Z">
+            <w:del w:id="9007" w:author="Claude (AI) - proposed" w:date="2026-10-18T00:32:40Z">
               <w:r>
                 <w:rPr>
                   <w:rFonts w:ascii="Arial" w:cs="Arial" w:eastAsia="Arial" w:hAnsi="Arial"/>
@@ -863,7 +863,7 @@
                 <w:delText xml:space="preserve">say what happens to evaporation when surface temperatures rise</w:delText>
               </w:r>
             </w:del>
-            <w:ins w:id="9008" w:author="Claude (AI) - proposed" w:date="2026-10-15T08:04:55Z">
+            <w:ins w:id="9008" w:author="Claude (AI) - proposed" w:date="2026-10-18T00:32:40Z">
               <w:r>
                 <w:rPr>
                   <w:rFonts w:ascii="Arial" w:cs="Arial" w:eastAsia="Arial" w:hAnsi="Arial"/>
@@ -891,7 +891,7 @@
               </w:rPr>
               <w:t xml:space="preserve">, (b) explain how this </w:t>
             </w:r>
-            <w:del w:id="9009" w:author="Claude (AI) - proposed" w:date="2026-10-15T08:04:55Z">
+            <w:del w:id="9009" w:author="Claude (AI) - proposed" w:date="2026-10-18T00:32:40Z">
               <w:r>
                 <w:rPr>
                   <w:rFonts w:ascii="Arial" w:cs="Arial" w:eastAsia="Arial" w:hAnsi="Arial"/>
@@ -906,7 +906,7 @@
                 <w:delText xml:space="preserve">affects the water cycle and the rains over Kenya</w:delText>
               </w:r>
             </w:del>
-            <w:ins w:id="9010" w:author="Claude (AI) - proposed" w:date="2026-10-15T08:04:55Z">
+            <w:ins w:id="9010" w:author="Claude (AI) - proposed" w:date="2026-10-18T00:32:40Z">
               <w:r>
                 <w:rPr>
                   <w:rFonts w:ascii="Arial" w:cs="Arial" w:eastAsia="Arial" w:hAnsi="Arial"/>
@@ -934,7 +934,7 @@
               </w:rPr>
               <w:t xml:space="preserve">, and (c) </w:t>
             </w:r>
-            <w:del w:id="9011" w:author="Claude (AI) - proposed" w:date="2026-10-15T08:04:55Z">
+            <w:del w:id="9011" w:author="Claude (AI) - proposed" w:date="2026-10-18T00:32:40Z">
               <w:r>
                 <w:rPr>
                   <w:rFonts w:ascii="Arial" w:cs="Arial" w:eastAsia="Arial" w:hAnsi="Arial"/>
@@ -949,7 +949,7 @@
                 <w:delText xml:space="preserve">explain why one cause can explain</w:delText>
               </w:r>
             </w:del>
-            <w:ins w:id="9012" w:author="Claude (AI) - proposed" w:date="2026-10-15T08:04:55Z">
+            <w:ins w:id="9012" w:author="Claude (AI) - proposed" w:date="2026-10-18T00:32:40Z">
               <w:r>
                 <w:rPr>
                   <w:rFonts w:ascii="Arial" w:cs="Arial" w:eastAsia="Arial" w:hAnsi="Arial"/>
@@ -977,7 +977,7 @@
               </w:rPr>
               <w:t xml:space="preserve"> both the shrinking glacier and the farmer's experience</w:t>
             </w:r>
-            <w:ins w:id="9013" w:author="Claude (AI) - proposed" w:date="2026-10-15T08:04:55Z">
+            <w:ins w:id="9013" w:author="Claude (AI) - proposed" w:date="2026-10-18T00:32:40Z">
               <w:r>
                 <w:rPr>
                   <w:rFonts w:ascii="Arial" w:cs="Arial" w:eastAsia="Arial" w:hAnsi="Arial"/>
@@ -1038,7 +1038,7 @@
               </w:rPr>
               <w:t xml:space="preserve">(a) When enhanced back-radiation raises surface temperatures, for example over Lake Victoria, evaporation increases. (b) More evaporation changes the moisture and energy in the atmosphere and intensifies the water cycle. This alters the moisture and energy dynamics of the long-rains system, so the March to May rains no longer follow the pattern that farmers have relied on for generations. This </w:t>
             </w:r>
-            <w:del w:id="9014" w:author="Claude (AI) - proposed" w:date="2026-10-15T08:04:55Z">
+            <w:del w:id="9014" w:author="Claude (AI) - proposed" w:date="2026-10-18T00:32:40Z">
               <w:r>
                 <w:rPr>
                   <w:rFonts w:ascii="Arial" w:cs="Arial" w:eastAsia="Arial" w:hAnsi="Arial"/>
@@ -1053,7 +1053,7 @@
                 <w:delText xml:space="preserve">is consistent with the delay of 2 to 3 weeks in the onset of</w:delText>
               </w:r>
             </w:del>
-            <w:ins w:id="9015" w:author="Claude (AI) - proposed" w:date="2026-10-15T08:04:55Z">
+            <w:ins w:id="9015" w:author="Claude (AI) - proposed" w:date="2026-10-18T00:32:40Z">
               <w:r>
                 <w:rPr>
                   <w:rFonts w:ascii="Arial" w:cs="Arial" w:eastAsia="Arial" w:hAnsi="Arial"/>
@@ -1081,7 +1081,7 @@
               </w:rPr>
               <w:t xml:space="preserve"> the long rains </w:t>
             </w:r>
-            <w:del w:id="9016" w:author="Claude (AI) - proposed" w:date="2026-10-15T08:04:55Z">
+            <w:del w:id="9016" w:author="Claude (AI) - proposed" w:date="2026-10-18T00:32:40Z">
               <w:r>
                 <w:rPr>
                   <w:rFonts w:ascii="Arial" w:cs="Arial" w:eastAsia="Arial" w:hAnsi="Arial"/>
@@ -1096,7 +1096,7 @@
                 <w:delText xml:space="preserve">that the Kenya Meteorological Department has recorded</w:delText>
               </w:r>
             </w:del>
-            <w:ins w:id="9017" w:author="Claude (AI) - proposed" w:date="2026-10-15T08:04:55Z">
+            <w:ins w:id="9017" w:author="Claude (AI) - proposed" w:date="2026-10-18T00:32:40Z">
               <w:r>
                 <w:rPr>
                   <w:rFonts w:ascii="Arial" w:cs="Arial" w:eastAsia="Arial" w:hAnsi="Arial"/>
@@ -1124,7 +1124,7 @@
               </w:rPr>
               <w:t xml:space="preserve"> since the 1980s</w:t>
             </w:r>
-            <w:ins w:id="9018" w:author="Claude (AI) - proposed" w:date="2026-10-15T08:04:55Z">
+            <w:ins w:id="9018" w:author="Claude (AI) - proposed" w:date="2026-10-18T00:32:40Z">
               <w:r>
                 <w:rPr>
                   <w:rFonts w:ascii="Arial" w:cs="Arial" w:eastAsia="Arial" w:hAnsi="Arial"/>
@@ -1152,7 +1152,7 @@
               </w:rPr>
               <w:t xml:space="preserve">. Changes in atmospheric circulation, including the timing of the Inter-Tropical Convergence Zone, are one way scientists link warming to shifts in the seasons. The disrupted planting seasons lower maize and bean yields, as James Muriithi described. (c) Both changes </w:t>
             </w:r>
-            <w:del w:id="9019" w:author="Claude (AI) - proposed" w:date="2026-10-15T08:04:55Z">
+            <w:del w:id="9019" w:author="Claude (AI) - proposed" w:date="2026-10-18T00:32:40Z">
               <w:r>
                 <w:rPr>
                   <w:rFonts w:ascii="Arial" w:cs="Arial" w:eastAsia="Arial" w:hAnsi="Arial"/>
@@ -1167,7 +1167,7 @@
                 <w:delText xml:space="preserve">come from the same cause,</w:delText>
               </w:r>
             </w:del>
-            <w:ins w:id="9020" w:author="Claude (AI) - proposed" w:date="2026-10-15T08:04:55Z">
+            <w:ins w:id="9020" w:author="Claude (AI) - proposed" w:date="2026-10-18T00:32:40Z">
               <w:r>
                 <w:rPr>
                   <w:rFonts w:ascii="Arial" w:cs="Arial" w:eastAsia="Arial" w:hAnsi="Arial"/>
@@ -1195,7 +1195,7 @@
               </w:rPr>
               <w:t xml:space="preserve"> the enhanced greenhouse effect</w:t>
             </w:r>
-            <w:del w:id="9021" w:author="Claude (AI) - proposed" w:date="2026-10-15T08:04:55Z">
+            <w:del w:id="9021" w:author="Claude (AI) - proposed" w:date="2026-10-18T00:32:40Z">
               <w:r>
                 <w:rPr>
                   <w:rFonts w:ascii="Arial" w:cs="Arial" w:eastAsia="Arial" w:hAnsi="Arial"/>
@@ -1210,7 +1210,7 @@
                 <w:delText xml:space="preserve">. Extra energy retained in the Earth system melts ice on the mountain and also disturbs</w:delText>
               </w:r>
             </w:del>
-            <w:ins w:id="9022" w:author="Claude (AI) - proposed" w:date="2026-10-15T08:04:55Z">
+            <w:ins w:id="9022" w:author="Claude (AI) - proposed" w:date="2026-10-18T00:32:40Z">
               <w:r>
                 <w:rPr>
                   <w:rFonts w:ascii="Arial" w:cs="Arial" w:eastAsia="Arial" w:hAnsi="Arial"/>
@@ -1238,7 +1238,7 @@
               </w:rPr>
               <w:t xml:space="preserve"> the water cycle</w:t>
             </w:r>
-            <w:del w:id="9023" w:author="Claude (AI) - proposed" w:date="2026-10-15T08:04:55Z">
+            <w:del w:id="9023" w:author="Claude (AI) - proposed" w:date="2026-10-18T00:32:40Z">
               <w:r>
                 <w:rPr>
                   <w:rFonts w:ascii="Arial" w:cs="Arial" w:eastAsia="Arial" w:hAnsi="Arial"/>
@@ -1253,7 +1253,7 @@
                 <w:delText xml:space="preserve"> that brings rain to farms</w:delText>
               </w:r>
             </w:del>
-            <w:ins w:id="9024" w:author="Claude (AI) - proposed" w:date="2026-10-15T08:04:55Z">
+            <w:ins w:id="9024" w:author="Claude (AI) - proposed" w:date="2026-10-18T00:32:40Z">
               <w:r>
                 <w:rPr>
                   <w:rFonts w:ascii="Arial" w:cs="Arial" w:eastAsia="Arial" w:hAnsi="Arial"/>
@@ -1411,7 +1411,7 @@
               </w:rPr>
               <w:t xml:space="preserve">(a) Olkaria Geothermal produces electricity without burning fossil fuels, so it reduces the release of CO₂ at the source of the chain. Energy-efficient household jikos burn less charcoal, so they cut CO₂ emissions and reduce pressure on forests. Protecting forests such as the Mau also keeps carbon stored in trees. Each action reduces greenhouse gas concentrations, so less infrared radiation is absorbed and sent back to the surface, and warming slows. (b) The Montreal Protocol (1987) reduced CFC production, and the ozone layer is gradually recovering. This shows that when countries act together on clear scientific evidence, atmospheric damage can </w:t>
             </w:r>
-            <w:del w:id="9025" w:author="Claude (AI) - proposed" w:date="2026-10-15T08:04:55Z">
+            <w:del w:id="9025" w:author="Claude (AI) - proposed" w:date="2026-10-18T00:32:40Z">
               <w:r>
                 <w:rPr>
                   <w:rFonts w:ascii="Arial" w:cs="Arial" w:eastAsia="Arial" w:hAnsi="Arial"/>
@@ -1426,7 +1426,7 @@
                 <w:delText xml:space="preserve">be reversed</w:delText>
               </w:r>
             </w:del>
-            <w:ins w:id="9026" w:author="Claude (AI) - proposed" w:date="2026-10-15T08:04:55Z">
+            <w:ins w:id="9026" w:author="Claude (AI) - proposed" w:date="2026-10-18T00:32:40Z">
               <w:r>
                 <w:rPr>
                   <w:rFonts w:ascii="Arial" w:cs="Arial" w:eastAsia="Arial" w:hAnsi="Arial"/>
@@ -1707,7 +1707,7 @@
               <w:spacing w:after="40" w:before="0"/>
               <w:jc w:val="left"/>
             </w:pPr>
-            <w:del w:id="9027" w:author="Claude (AI) - proposed" w:date="2026-10-15T08:04:55Z">
+            <w:del w:id="9027" w:author="Claude (AI) - proposed" w:date="2026-10-18T00:32:40Z">
               <w:r>
                 <w:rPr>
                   <w:rFonts w:ascii="Arial" w:cs="Arial" w:eastAsia="Arial" w:hAnsi="Arial"/>
@@ -1722,7 +1722,7 @@
                 <w:delText xml:space="preserve">Uses</w:delText>
               </w:r>
             </w:del>
-            <w:ins w:id="9028" w:author="Claude (AI) - proposed" w:date="2026-10-15T08:04:55Z">
+            <w:ins w:id="9028" w:author="Claude (AI) - proposed" w:date="2026-10-18T00:32:40Z">
               <w:r>
                 <w:rPr>
                   <w:rFonts w:ascii="Arial" w:cs="Arial" w:eastAsia="Arial" w:hAnsi="Arial"/>
@@ -1750,7 +1750,7 @@
               </w:rPr>
               <w:t xml:space="preserve"> specific data from the lessons accurately, such as the glacier area of about 1.35 km² in 1934 falling to less than 0.20 km² in 2023</w:t>
             </w:r>
-            <w:del w:id="9029" w:author="Claude (AI) - proposed" w:date="2026-10-15T08:04:55Z">
+            <w:del w:id="9029" w:author="Claude (AI) - proposed" w:date="2026-10-18T00:32:40Z">
               <w:r>
                 <w:rPr>
                   <w:rFonts w:ascii="Arial" w:cs="Arial" w:eastAsia="Arial" w:hAnsi="Arial"/>
@@ -1765,7 +1765,7 @@
                 <w:delText xml:space="preserve">, the loss of over 90% of its mass since 1900</w:delText>
               </w:r>
             </w:del>
-            <w:ins w:id="9030" w:author="Claude (AI) - proposed" w:date="2026-10-15T08:04:55Z">
+            <w:ins w:id="9030" w:author="Claude (AI) - proposed" w:date="2026-10-18T00:32:40Z">
               <w:r>
                 <w:rPr>
                   <w:rFonts w:ascii="Arial" w:cs="Arial" w:eastAsia="Arial" w:hAnsi="Arial"/>
@@ -1813,7 +1813,7 @@
               <w:spacing w:after="40" w:before="0"/>
               <w:jc w:val="left"/>
             </w:pPr>
-            <w:del w:id="9031" w:author="Claude (AI) - proposed" w:date="2026-10-15T08:04:55Z">
+            <w:del w:id="9031" w:author="Claude (AI) - proposed" w:date="2026-10-18T00:32:40Z">
               <w:r>
                 <w:rPr>
                   <w:rFonts w:ascii="Arial" w:cs="Arial" w:eastAsia="Arial" w:hAnsi="Arial"/>
@@ -1828,7 +1828,7 @@
                 <w:delText xml:space="preserve">Uses</w:delText>
               </w:r>
             </w:del>
-            <w:ins w:id="9032" w:author="Claude (AI) - proposed" w:date="2026-10-15T08:04:55Z">
+            <w:ins w:id="9032" w:author="Claude (AI) - proposed" w:date="2026-10-18T00:32:40Z">
               <w:r>
                 <w:rPr>
                   <w:rFonts w:ascii="Arial" w:cs="Arial" w:eastAsia="Arial" w:hAnsi="Arial"/>
@@ -1856,7 +1856,7 @@
               </w:rPr>
               <w:t xml:space="preserve"> some evidence from the unit correctly but with limited detail or </w:t>
             </w:r>
-            <w:del w:id="9033" w:author="Claude (AI) - proposed" w:date="2026-10-15T08:04:55Z">
+            <w:del w:id="9033" w:author="Claude (AI) - proposed" w:date="2026-10-18T00:32:40Z">
               <w:r>
                 <w:rPr>
                   <w:rFonts w:ascii="Arial" w:cs="Arial" w:eastAsia="Arial" w:hAnsi="Arial"/>
@@ -1871,7 +1871,7 @@
                 <w:delText xml:space="preserve">missing a</w:delText>
               </w:r>
             </w:del>
-            <w:ins w:id="9034" w:author="Claude (AI) - proposed" w:date="2026-10-15T08:04:55Z">
+            <w:ins w:id="9034" w:author="Claude (AI) - proposed" w:date="2026-10-18T00:32:40Z">
               <w:r>
                 <w:rPr>
                   <w:rFonts w:ascii="Arial" w:cs="Arial" w:eastAsia="Arial" w:hAnsi="Arial"/>
@@ -1919,7 +1919,7 @@
               <w:spacing w:after="40" w:before="0"/>
               <w:jc w:val="left"/>
             </w:pPr>
-            <w:del w:id="9035" w:author="Claude (AI) - proposed" w:date="2026-10-15T08:04:55Z">
+            <w:del w:id="9035" w:author="Claude (AI) - proposed" w:date="2026-10-18T00:32:40Z">
               <w:r>
                 <w:rPr>
                   <w:rFonts w:ascii="Arial" w:cs="Arial" w:eastAsia="Arial" w:hAnsi="Arial"/>
@@ -1934,7 +1934,7 @@
                 <w:delText xml:space="preserve">Gives little or no</w:delText>
               </w:r>
             </w:del>
-            <w:ins w:id="9036" w:author="Claude (AI) - proposed" w:date="2026-10-15T08:04:55Z">
+            <w:ins w:id="9036" w:author="Claude (AI) - proposed" w:date="2026-10-18T00:32:40Z">
               <w:r>
                 <w:rPr>
                   <w:rFonts w:ascii="Arial" w:cs="Arial" w:eastAsia="Arial" w:hAnsi="Arial"/>
@@ -1962,7 +1962,7 @@
               </w:rPr>
               <w:t xml:space="preserve"> evidence, or</w:t>
             </w:r>
-            <w:ins w:id="9037" w:author="Claude (AI) - proposed" w:date="2026-10-15T08:04:55Z">
+            <w:ins w:id="9037" w:author="Claude (AI) - proposed" w:date="2026-10-18T00:32:40Z">
               <w:r>
                 <w:rPr>
                   <w:rFonts w:ascii="Arial" w:cs="Arial" w:eastAsia="Arial" w:hAnsi="Arial"/>
@@ -2045,7 +2045,7 @@
               <w:spacing w:after="40" w:before="0"/>
               <w:jc w:val="left"/>
             </w:pPr>
-            <w:del w:id="9038" w:author="Claude (AI) - proposed" w:date="2026-10-15T08:04:55Z">
+            <w:del w:id="9038" w:author="Claude (AI) - proposed" w:date="2026-10-18T00:32:40Z">
               <w:r>
                 <w:rPr>
                   <w:rFonts w:ascii="Arial" w:cs="Arial" w:eastAsia="Arial" w:hAnsi="Arial"/>
@@ -2060,7 +2060,7 @@
                 <w:delText xml:space="preserve">Correctly</w:delText>
               </w:r>
             </w:del>
-            <w:ins w:id="9039" w:author="Claude (AI) - proposed" w:date="2026-10-15T08:04:55Z">
+            <w:ins w:id="9039" w:author="Claude (AI) - proposed" w:date="2026-10-18T00:32:40Z">
               <w:r>
                 <w:rPr>
                   <w:rFonts w:ascii="Arial" w:cs="Arial" w:eastAsia="Arial" w:hAnsi="Arial"/>
@@ -2108,7 +2108,7 @@
               <w:spacing w:after="40" w:before="0"/>
               <w:jc w:val="left"/>
             </w:pPr>
-            <w:del w:id="9040" w:author="Claude (AI) - proposed" w:date="2026-10-15T08:04:55Z">
+            <w:del w:id="9040" w:author="Claude (AI) - proposed" w:date="2026-10-18T00:32:40Z">
               <w:r>
                 <w:rPr>
                   <w:rFonts w:ascii="Arial" w:cs="Arial" w:eastAsia="Arial" w:hAnsi="Arial"/>
@@ -2123,7 +2123,7 @@
                 <w:delText xml:space="preserve">Describes</w:delText>
               </w:r>
             </w:del>
-            <w:ins w:id="9041" w:author="Claude (AI) - proposed" w:date="2026-10-15T08:04:55Z">
+            <w:ins w:id="9041" w:author="Claude (AI) - proposed" w:date="2026-10-18T00:32:40Z">
               <w:r>
                 <w:rPr>
                   <w:rFonts w:ascii="Arial" w:cs="Arial" w:eastAsia="Arial" w:hAnsi="Arial"/>
@@ -2171,7 +2171,7 @@
               <w:spacing w:after="40" w:before="0"/>
               <w:jc w:val="left"/>
             </w:pPr>
-            <w:del w:id="9042" w:author="Claude (AI) - proposed" w:date="2026-10-15T08:04:55Z">
+            <w:del w:id="9042" w:author="Claude (AI) - proposed" w:date="2026-10-18T00:32:40Z">
               <w:r>
                 <w:rPr>
                   <w:rFonts w:ascii="Arial" w:cs="Arial" w:eastAsia="Arial" w:hAnsi="Arial"/>
@@ -2186,7 +2186,7 @@
                 <w:delText xml:space="preserve">Describes</w:delText>
               </w:r>
             </w:del>
-            <w:ins w:id="9043" w:author="Claude (AI) - proposed" w:date="2026-10-15T08:04:55Z">
+            <w:ins w:id="9043" w:author="Claude (AI) - proposed" w:date="2026-10-18T00:32:40Z">
               <w:r>
                 <w:rPr>
                   <w:rFonts w:ascii="Arial" w:cs="Arial" w:eastAsia="Arial" w:hAnsi="Arial"/>
@@ -2269,7 +2269,7 @@
               <w:spacing w:after="40" w:before="0"/>
               <w:jc w:val="left"/>
             </w:pPr>
-            <w:del w:id="9044" w:author="Claude (AI) - proposed" w:date="2026-10-15T08:04:55Z">
+            <w:del w:id="9044" w:author="Claude (AI) - proposed" w:date="2026-10-18T00:32:40Z">
               <w:r>
                 <w:rPr>
                   <w:rFonts w:ascii="Arial" w:cs="Arial" w:eastAsia="Arial" w:hAnsi="Arial"/>
@@ -2284,7 +2284,7 @@
                 <w:delText xml:space="preserve">Builds</w:delText>
               </w:r>
             </w:del>
-            <w:ins w:id="9045" w:author="Claude (AI) - proposed" w:date="2026-10-15T08:04:55Z">
+            <w:ins w:id="9045" w:author="Claude (AI) - proposed" w:date="2026-10-18T00:32:40Z">
               <w:r>
                 <w:rPr>
                   <w:rFonts w:ascii="Arial" w:cs="Arial" w:eastAsia="Arial" w:hAnsi="Arial"/>
@@ -2312,7 +2312,7 @@
               </w:rPr>
               <w:t xml:space="preserve"> a complete connected chain from Kenyan human activity to greenhouse gas increase, to enhanced back-radiation, to warming, to glacier loss and altered rainfall, and </w:t>
             </w:r>
-            <w:del w:id="9046" w:author="Claude (AI) - proposed" w:date="2026-10-15T08:04:55Z">
+            <w:del w:id="9046" w:author="Claude (AI) - proposed" w:date="2026-10-18T00:32:40Z">
               <w:r>
                 <w:rPr>
                   <w:rFonts w:ascii="Arial" w:cs="Arial" w:eastAsia="Arial" w:hAnsi="Arial"/>
@@ -2327,7 +2327,7 @@
                 <w:delText xml:space="preserve">explains why</w:delText>
               </w:r>
             </w:del>
-            <w:ins w:id="9047" w:author="Claude (AI) - proposed" w:date="2026-10-15T08:04:55Z">
+            <w:ins w:id="9047" w:author="Claude (AI) - proposed" w:date="2026-10-18T00:32:40Z">
               <w:r>
                 <w:rPr>
                   <w:rFonts w:ascii="Arial" w:cs="Arial" w:eastAsia="Arial" w:hAnsi="Arial"/>
@@ -2355,7 +2355,7 @@
               </w:rPr>
               <w:t xml:space="preserve"> one cause accounts for both</w:t>
             </w:r>
-            <w:ins w:id="9048" w:author="Claude (AI) - proposed" w:date="2026-10-15T08:04:55Z">
+            <w:ins w:id="9048" w:author="Claude (AI) - proposed" w:date="2026-10-18T00:32:40Z">
               <w:r>
                 <w:rPr>
                   <w:rFonts w:ascii="Arial" w:cs="Arial" w:eastAsia="Arial" w:hAnsi="Arial"/>
@@ -2403,7 +2403,7 @@
               <w:spacing w:after="40" w:before="0"/>
               <w:jc w:val="left"/>
             </w:pPr>
-            <w:del w:id="9049" w:author="Claude (AI) - proposed" w:date="2026-10-15T08:04:55Z">
+            <w:del w:id="9049" w:author="Claude (AI) - proposed" w:date="2026-10-18T00:32:40Z">
               <w:r>
                 <w:rPr>
                   <w:rFonts w:ascii="Arial" w:cs="Arial" w:eastAsia="Arial" w:hAnsi="Arial"/>
@@ -2418,7 +2418,7 @@
                 <w:delText xml:space="preserve">Builds</w:delText>
               </w:r>
             </w:del>
-            <w:ins w:id="9050" w:author="Claude (AI) - proposed" w:date="2026-10-15T08:04:55Z">
+            <w:ins w:id="9050" w:author="Claude (AI) - proposed" w:date="2026-10-18T00:32:40Z">
               <w:r>
                 <w:rPr>
                   <w:rFonts w:ascii="Arial" w:cs="Arial" w:eastAsia="Arial" w:hAnsi="Arial"/>
@@ -2466,7 +2466,7 @@
               <w:spacing w:after="40" w:before="0"/>
               <w:jc w:val="left"/>
             </w:pPr>
-            <w:del w:id="9051" w:author="Claude (AI) - proposed" w:date="2026-10-15T08:04:55Z">
+            <w:del w:id="9051" w:author="Claude (AI) - proposed" w:date="2026-10-18T00:32:40Z">
               <w:r>
                 <w:rPr>
                   <w:rFonts w:ascii="Arial" w:cs="Arial" w:eastAsia="Arial" w:hAnsi="Arial"/>
@@ -2481,7 +2481,7 @@
                 <w:delText xml:space="preserve">Gives</w:delText>
               </w:r>
             </w:del>
-            <w:ins w:id="9052" w:author="Claude (AI) - proposed" w:date="2026-10-15T08:04:55Z">
+            <w:ins w:id="9052" w:author="Claude (AI) - proposed" w:date="2026-10-18T00:32:40Z">
               <w:r>
                 <w:rPr>
                   <w:rFonts w:ascii="Arial" w:cs="Arial" w:eastAsia="Arial" w:hAnsi="Arial"/>
@@ -2564,7 +2564,7 @@
               <w:spacing w:after="40" w:before="0"/>
               <w:jc w:val="left"/>
             </w:pPr>
-            <w:del w:id="9053" w:author="Claude (AI) - proposed" w:date="2026-10-15T08:04:55Z">
+            <w:del w:id="9053" w:author="Claude (AI) - proposed" w:date="2026-10-18T00:32:40Z">
               <w:r>
                 <w:rPr>
                   <w:rFonts w:ascii="Arial" w:cs="Arial" w:eastAsia="Arial" w:hAnsi="Arial"/>
@@ -2579,7 +2579,7 @@
                 <w:delText xml:space="preserve">Clearly</w:delText>
               </w:r>
             </w:del>
-            <w:ins w:id="9054" w:author="Claude (AI) - proposed" w:date="2026-10-15T08:04:55Z">
+            <w:ins w:id="9054" w:author="Claude (AI) - proposed" w:date="2026-10-18T00:32:40Z">
               <w:r>
                 <w:rPr>
                   <w:rFonts w:ascii="Arial" w:cs="Arial" w:eastAsia="Arial" w:hAnsi="Arial"/>
@@ -2607,7 +2607,7 @@
               </w:rPr>
               <w:t xml:space="preserve"> separates ozone depletion from the greenhouse effect</w:t>
             </w:r>
-            <w:ins w:id="9055" w:author="Claude (AI) - proposed" w:date="2026-10-15T08:04:55Z">
+            <w:ins w:id="9055" w:author="Claude (AI) - proposed" w:date="2026-10-18T00:32:40Z">
               <w:r>
                 <w:rPr>
                   <w:rFonts w:ascii="Arial" w:cs="Arial" w:eastAsia="Arial" w:hAnsi="Arial"/>
@@ -2655,7 +2655,7 @@
               <w:spacing w:after="40" w:before="0"/>
               <w:jc w:val="left"/>
             </w:pPr>
-            <w:del w:id="9056" w:author="Claude (AI) - proposed" w:date="2026-10-15T08:04:55Z">
+            <w:del w:id="9056" w:author="Claude (AI) - proposed" w:date="2026-10-18T00:32:40Z">
               <w:r>
                 <w:rPr>
                   <w:rFonts w:ascii="Arial" w:cs="Arial" w:eastAsia="Arial" w:hAnsi="Arial"/>
@@ -2670,7 +2670,7 @@
                 <w:delText xml:space="preserve">Separates</w:delText>
               </w:r>
             </w:del>
-            <w:ins w:id="9057" w:author="Claude (AI) - proposed" w:date="2026-10-15T08:04:55Z">
+            <w:ins w:id="9057" w:author="Claude (AI) - proposed" w:date="2026-10-18T00:32:40Z">
               <w:r>
                 <w:rPr>
                   <w:rFonts w:ascii="Arial" w:cs="Arial" w:eastAsia="Arial" w:hAnsi="Arial"/>
@@ -2718,7 +2718,7 @@
               <w:spacing w:after="40" w:before="0"/>
               <w:jc w:val="left"/>
             </w:pPr>
-            <w:del w:id="9058" w:author="Claude (AI) - proposed" w:date="2026-10-15T08:04:55Z">
+            <w:del w:id="9058" w:author="Claude (AI) - proposed" w:date="2026-10-18T00:32:40Z">
               <w:r>
                 <w:rPr>
                   <w:rFonts w:ascii="Arial" w:cs="Arial" w:eastAsia="Arial" w:hAnsi="Arial"/>
@@ -2733,7 +2733,7 @@
                 <w:delText xml:space="preserve">Confuses</w:delText>
               </w:r>
             </w:del>
-            <w:ins w:id="9059" w:author="Claude (AI) - proposed" w:date="2026-10-15T08:04:55Z">
+            <w:ins w:id="9059" w:author="Claude (AI) - proposed" w:date="2026-10-18T00:32:40Z">
               <w:r>
                 <w:rPr>
                   <w:rFonts w:ascii="Arial" w:cs="Arial" w:eastAsia="Arial" w:hAnsi="Arial"/>
@@ -2816,7 +2816,7 @@
               <w:spacing w:after="40" w:before="0"/>
               <w:jc w:val="left"/>
             </w:pPr>
-            <w:del w:id="9060" w:author="Claude (AI) - proposed" w:date="2026-10-15T08:04:55Z">
+            <w:del w:id="9060" w:author="Claude (AI) - proposed" w:date="2026-10-18T00:32:40Z">
               <w:r>
                 <w:rPr>
                   <w:rFonts w:ascii="Arial" w:cs="Arial" w:eastAsia="Arial" w:hAnsi="Arial"/>
@@ -2831,7 +2831,7 @@
                 <w:delText xml:space="preserve">Suggests Kenyan responses placed</w:delText>
               </w:r>
             </w:del>
-            <w:ins w:id="9061" w:author="Claude (AI) - proposed" w:date="2026-10-15T08:04:55Z">
+            <w:ins w:id="9061" w:author="Claude (AI) - proposed" w:date="2026-10-18T00:32:40Z">
               <w:r>
                 <w:rPr>
                   <w:rFonts w:ascii="Arial" w:cs="Arial" w:eastAsia="Arial" w:hAnsi="Arial"/>
@@ -2859,7 +2859,7 @@
               </w:rPr>
               <w:t xml:space="preserve"> at the correct step of the chain</w:t>
             </w:r>
-            <w:ins w:id="9062" w:author="Claude (AI) - proposed" w:date="2026-10-15T08:04:55Z">
+            <w:ins w:id="9062" w:author="Claude (AI) - proposed" w:date="2026-10-18T00:32:40Z">
               <w:r>
                 <w:rPr>
                   <w:rFonts w:ascii="Arial" w:cs="Arial" w:eastAsia="Arial" w:hAnsi="Arial"/>
@@ -2907,7 +2907,7 @@
               <w:spacing w:after="40" w:before="0"/>
               <w:jc w:val="left"/>
             </w:pPr>
-            <w:del w:id="9063" w:author="Claude (AI) - proposed" w:date="2026-10-15T08:04:55Z">
+            <w:del w:id="9063" w:author="Claude (AI) - proposed" w:date="2026-10-18T00:32:40Z">
               <w:r>
                 <w:rPr>
                   <w:rFonts w:ascii="Arial" w:cs="Arial" w:eastAsia="Arial" w:hAnsi="Arial"/>
@@ -2922,7 +2922,7 @@
                 <w:delText xml:space="preserve">Suggests</w:delText>
               </w:r>
             </w:del>
-            <w:ins w:id="9064" w:author="Claude (AI) - proposed" w:date="2026-10-15T08:04:55Z">
+            <w:ins w:id="9064" w:author="Claude (AI) - proposed" w:date="2026-10-18T00:32:40Z">
               <w:r>
                 <w:rPr>
                   <w:rFonts w:ascii="Arial" w:cs="Arial" w:eastAsia="Arial" w:hAnsi="Arial"/>
@@ -2970,7 +2970,7 @@
               <w:spacing w:after="40" w:before="0"/>
               <w:jc w:val="left"/>
             </w:pPr>
-            <w:del w:id="9065" w:author="Claude (AI) - proposed" w:date="2026-10-15T08:04:55Z">
+            <w:del w:id="9065" w:author="Claude (AI) - proposed" w:date="2026-10-18T00:32:40Z">
               <w:r>
                 <w:rPr>
                   <w:rFonts w:ascii="Arial" w:cs="Arial" w:eastAsia="Arial" w:hAnsi="Arial"/>
@@ -2985,7 +2985,7 @@
                 <w:delText xml:space="preserve">Gives</w:delText>
               </w:r>
             </w:del>
-            <w:ins w:id="9066" w:author="Claude (AI) - proposed" w:date="2026-10-15T08:04:55Z">
+            <w:ins w:id="9066" w:author="Claude (AI) - proposed" w:date="2026-10-18T00:32:40Z">
               <w:r>
                 <w:rPr>
                   <w:rFonts w:ascii="Arial" w:cs="Arial" w:eastAsia="Arial" w:hAnsi="Arial"/>
@@ -3135,7 +3135,7 @@
         </w:rPr>
         <w:t xml:space="preserve">© 2026 SeaVuria and ARES. This work is licensed under a </w:t>
       </w:r>
-      <w:hyperlink w:history="1" r:id="rIdcxr9ma7dkrf3yn0h_g5fj">
+      <w:hyperlink w:history="1" r:id="rIdmmo5whqcutxkak3yudgkr">
         <w:r>
           <w:rPr>
             <w:rFonts w:ascii="Arial" w:cs="Arial" w:eastAsia="Arial" w:hAnsi="Arial"/>
@@ -3155,7 +3155,7 @@
         </w:rPr>
         <w:t xml:space="preserve"> (</w:t>
       </w:r>
-      <w:hyperlink w:history="1" r:id="rIdq9cvkykihsmd7vgnzxbrt">
+      <w:hyperlink w:history="1" r:id="rIdclohnt46vseqhmjk68j0c">
         <w:r>
           <w:rPr>
             <w:rFonts w:ascii="Arial" w:cs="Arial" w:eastAsia="Arial" w:hAnsi="Arial"/>
@@ -3175,7 +3175,7 @@
         </w:rPr>
         <w:t xml:space="preserve">). To view a copy of this license, visit </w:t>
       </w:r>
-      <w:hyperlink w:history="1" r:id="rIdj8hlrqglqg0qu_oecowcx">
+      <w:hyperlink w:history="1" r:id="rIdtjlztap-1nte7yo_jpm2o">
         <w:r>
           <w:rPr>
             <w:rFonts w:ascii="Arial" w:cs="Arial" w:eastAsia="Arial" w:hAnsi="Arial"/>
